--- a/dba/PROGRESS_TRACKER.docx
+++ b/dba/PROGRESS_TRACKER.docx
@@ -36,6 +36,56 @@
       </w:r>
       <w:r>
         <w:t xml:space="preserve"> — the two hardest blockers (survey + recruiting platform) are DONE.</w:t>
+      </w:r>
+    </w:p>
+    <w:p>
+      <w:pPr>
+        <w:ind w:left="432"/>
+      </w:pPr>
+      <w:r>
+        <w:rPr>
+          <w:b/>
+        </w:rPr>
+        <w:t>Advisor directive (2026-06-30):</w:t>
+      </w:r>
+      <w:r>
+        <w:t xml:space="preserve"> Analysis scope = </w:t>
+      </w:r>
+      <w:r>
+        <w:rPr>
+          <w:b/>
+        </w:rPr>
+        <w:t>EFA + reliabilities only</w:t>
+      </w:r>
+      <w:r>
+        <w:t xml:space="preserve"> (no mediation/hypothesis testing this term). Target </w:t>
+      </w:r>
+      <w:r>
+        <w:rPr>
+          <w:b/>
+        </w:rPr>
+        <w:t>n = 100 valid</w:t>
+      </w:r>
+      <w:r>
+        <w:t xml:space="preserve">. Extraction </w:t>
+      </w:r>
+      <w:r>
+        <w:rPr>
+          <w:b/>
+        </w:rPr>
+        <w:t>PAF + Direct Oblimin</w:t>
+      </w:r>
+      <w:r>
+        <w:t xml:space="preserve">. See </w:t>
+      </w:r>
+      <w:r>
+        <w:rPr>
+          <w:rFonts w:ascii="Courier New" w:hAnsi="Courier New"/>
+        </w:rPr>
+        <w:t>correspondence/2026-06-30_Rey_directive_analysis_scope.md</w:t>
+      </w:r>
+      <w:r>
+        <w:t>.</w:t>
       </w:r>
     </w:p>
     <w:p>
@@ -360,7 +410,7 @@
         <w:rPr>
           <w:b/>
         </w:rPr>
-        <w:t>n = 60–80</w:t>
+        <w:t>n = 100 valid</w:t>
       </w:r>
       <w:r>
         <w:t xml:space="preserve"> | ⬜ |</w:t>
@@ -379,10 +429,10 @@
         <w:rPr>
           <w:b/>
         </w:rPr>
-        <w:t>EFA + mediation</w:t>
+        <w:t>EFA + reliabilities</w:t>
       </w:r>
       <w:r>
-        <w:t xml:space="preserve"> | ⬜ |</w:t>
+        <w:t xml:space="preserve"> (PAF + Direct Oblimin) | ⬜ |</w:t>
       </w:r>
     </w:p>
     <w:p>
